--- a/manuscript_v2/article1/journal_package/resubmission_v8/article1_v8_manuscript.docx
+++ b/manuscript_v2/article1/journal_package/resubmission_v8/article1_v8_manuscript.docx
@@ -4108,7 +4108,7 @@
           <w:rFonts w:ascii="Times New Roman" w:hAnsi="Times New Roman"/>
           <w:sz w:val="24"/>
         </w:rPr>
-        <w:t xml:space="preserve">результата не меняют (дополнительные материалы, П2).</w:t>
+        <w:t xml:space="preserve">результата не меняют (дополнительные материалы в репозитории, П2).</w:t>
       </w:r>
     </w:p>
     <w:p>
@@ -11274,7 +11274,7 @@
         <w:t xml:space="preserve"> </w:t>
       </w:r>
       <w:r>
-        <w:t xml:space="preserve">https://github.com/Theclimateguy/Shroedinger, релиз v6.5 (тег v6.5; дата обращения 10.10.2026); постоянный архив версий – Zenodo, doi: 10.5281/zenodo.19565769; версия 6.5: doi: 10.5281/zenodo.23282333. Маршрут воспроизведения каждого числа таблицы 2 описан в файле reproducibility/article1_README.md (раздел 0); дополнительные материалы (полные рисунки и таблицы проверок) – в том же релизе.</w:t>
+        <w:t xml:space="preserve">https://github.com/Theclimateguy/Shroedinger, релиз v6.5 (тег v6.5; дата обращения 10.10.2026); постоянный архив версий – Zenodo, doi: 10.5281/zenodo.19565769; версия 6.5: doi: 10.5281/zenodo.23282333. Маршрут воспроизведения каждого числа таблицы 2 описан в файле reproducibility/article1_README.md (раздел 0). Дополнительные материалы (полные профили, контроль геометрии, дополнительные панели модельного расчета, полный перечень проверенных интерпретаций, таблицы чувствительности; разделы П1–П6) – файл manuscript_v2/article1/article1_v8_supplement.pdf в том же репозитории.</w:t>
       </w:r>
     </w:p>
   </w:footnote>
